--- a/数据结构与算法课程实践——综合性实验报告（模板）-252学期.docx
+++ b/数据结构与算法课程实践——综合性实验报告（模板）-252学期.docx
@@ -223,14 +223,6 @@
         <w:gridCol w:w="2144"/>
       </w:tblGrid>
       <w:tr>
-        <w:tblPrEx>
-          <w:tblCellMar>
-            <w:top w:w="0" w:type="dxa"/>
-            <w:left w:w="108" w:type="dxa"/>
-            <w:bottom w:w="0" w:type="dxa"/>
-            <w:right w:w="108" w:type="dxa"/>
-          </w:tblCellMar>
-        </w:tblPrEx>
         <w:trPr>
           <w:jc w:val="center"/>
         </w:trPr>
@@ -343,11 +335,21 @@
             <w:pPr>
               <w:jc w:val="center"/>
               <w:rPr>
+                <w:rFonts w:hint="default" w:ascii="宋体" w:hAnsi="宋体" w:eastAsia="宋体"/>
+                <w:sz w:val="30"/>
+                <w:szCs w:val="48"/>
+                <w:lang w:val="en-US" w:eastAsia="zh-CN"/>
+              </w:rPr>
+            </w:pPr>
+            <w:r>
+              <w:rPr>
                 <w:rFonts w:hint="eastAsia" w:ascii="宋体" w:hAnsi="宋体"/>
                 <w:sz w:val="30"/>
                 <w:szCs w:val="48"/>
+                <w:lang w:val="en-US" w:eastAsia="zh-CN"/>
               </w:rPr>
-            </w:pPr>
+              <w:t>自习室预约系统</w:t>
+            </w:r>
           </w:p>
         </w:tc>
       </w:tr>
@@ -412,11 +414,21 @@
             <w:pPr>
               <w:jc w:val="center"/>
               <w:rPr>
+                <w:rFonts w:hint="default" w:ascii="宋体" w:hAnsi="宋体" w:eastAsia="宋体"/>
+                <w:sz w:val="30"/>
+                <w:szCs w:val="48"/>
+                <w:lang w:val="en-US" w:eastAsia="zh-CN"/>
+              </w:rPr>
+            </w:pPr>
+            <w:r>
+              <w:rPr>
                 <w:rFonts w:hint="eastAsia" w:ascii="宋体" w:hAnsi="宋体"/>
                 <w:sz w:val="30"/>
                 <w:szCs w:val="48"/>
+                <w:lang w:val="en-US" w:eastAsia="zh-CN"/>
               </w:rPr>
-            </w:pPr>
+              <w:t>11</w:t>
+            </w:r>
           </w:p>
         </w:tc>
       </w:tr>
@@ -470,11 +482,21 @@
             <w:pPr>
               <w:jc w:val="center"/>
               <w:rPr>
+                <w:rFonts w:hint="default" w:ascii="宋体" w:hAnsi="宋体" w:eastAsia="宋体"/>
+                <w:sz w:val="30"/>
+                <w:szCs w:val="48"/>
+                <w:lang w:val="en-US" w:eastAsia="zh-CN"/>
+              </w:rPr>
+            </w:pPr>
+            <w:r>
+              <w:rPr>
                 <w:rFonts w:hint="eastAsia" w:ascii="宋体" w:hAnsi="宋体"/>
                 <w:sz w:val="30"/>
                 <w:szCs w:val="48"/>
+                <w:lang w:val="en-US" w:eastAsia="zh-CN"/>
               </w:rPr>
-            </w:pPr>
+              <w:t>徐利杰</w:t>
+            </w:r>
           </w:p>
         </w:tc>
         <w:tc>
@@ -515,11 +537,21 @@
             <w:pPr>
               <w:jc w:val="center"/>
               <w:rPr>
+                <w:rFonts w:hint="default" w:ascii="宋体" w:hAnsi="宋体" w:eastAsia="宋体"/>
+                <w:sz w:val="30"/>
+                <w:szCs w:val="48"/>
+                <w:lang w:val="en-US" w:eastAsia="zh-CN"/>
+              </w:rPr>
+            </w:pPr>
+            <w:r>
+              <w:rPr>
                 <w:rFonts w:hint="eastAsia" w:ascii="宋体" w:hAnsi="宋体"/>
                 <w:sz w:val="30"/>
                 <w:szCs w:val="48"/>
+                <w:lang w:val="en-US" w:eastAsia="zh-CN"/>
               </w:rPr>
-            </w:pPr>
+              <w:t>0244054</w:t>
+            </w:r>
           </w:p>
         </w:tc>
       </w:tr>
@@ -574,11 +606,21 @@
             <w:pPr>
               <w:jc w:val="center"/>
               <w:rPr>
+                <w:rFonts w:hint="eastAsia" w:ascii="宋体" w:hAnsi="宋体" w:eastAsia="宋体"/>
+                <w:sz w:val="30"/>
+                <w:szCs w:val="48"/>
+                <w:lang w:val="en-US" w:eastAsia="zh-CN"/>
+              </w:rPr>
+            </w:pPr>
+            <w:r>
+              <w:rPr>
                 <w:rFonts w:hint="eastAsia" w:ascii="宋体" w:hAnsi="宋体"/>
                 <w:sz w:val="30"/>
                 <w:szCs w:val="48"/>
+                <w:lang w:val="en-US" w:eastAsia="zh-CN"/>
               </w:rPr>
-            </w:pPr>
+              <w:t>郑林均</w:t>
+            </w:r>
           </w:p>
         </w:tc>
         <w:tc>
@@ -620,11 +662,21 @@
             <w:pPr>
               <w:jc w:val="center"/>
               <w:rPr>
+                <w:rFonts w:hint="default" w:ascii="宋体" w:hAnsi="宋体" w:eastAsia="宋体"/>
+                <w:sz w:val="30"/>
+                <w:szCs w:val="48"/>
+                <w:lang w:val="en-US" w:eastAsia="zh-CN"/>
+              </w:rPr>
+            </w:pPr>
+            <w:r>
+              <w:rPr>
                 <w:rFonts w:hint="eastAsia" w:ascii="宋体" w:hAnsi="宋体"/>
                 <w:sz w:val="30"/>
                 <w:szCs w:val="48"/>
+                <w:lang w:val="en-US" w:eastAsia="zh-CN"/>
               </w:rPr>
-            </w:pPr>
+              <w:t>0244057</w:t>
+            </w:r>
           </w:p>
         </w:tc>
       </w:tr>
@@ -679,11 +731,21 @@
             <w:pPr>
               <w:jc w:val="center"/>
               <w:rPr>
+                <w:rFonts w:hint="eastAsia" w:ascii="宋体" w:hAnsi="宋体" w:eastAsia="宋体"/>
+                <w:sz w:val="30"/>
+                <w:szCs w:val="48"/>
+                <w:lang w:val="en-US" w:eastAsia="zh-CN"/>
+              </w:rPr>
+            </w:pPr>
+            <w:r>
+              <w:rPr>
                 <w:rFonts w:hint="eastAsia" w:ascii="宋体" w:hAnsi="宋体"/>
                 <w:sz w:val="30"/>
                 <w:szCs w:val="48"/>
+                <w:lang w:val="en-US" w:eastAsia="zh-CN"/>
               </w:rPr>
-            </w:pPr>
+              <w:t>蔡伟杰</w:t>
+            </w:r>
           </w:p>
         </w:tc>
         <w:tc>
@@ -725,11 +787,21 @@
             <w:pPr>
               <w:jc w:val="center"/>
               <w:rPr>
+                <w:rFonts w:hint="default" w:ascii="宋体" w:hAnsi="宋体" w:eastAsia="宋体"/>
+                <w:sz w:val="30"/>
+                <w:szCs w:val="48"/>
+                <w:lang w:val="en-US" w:eastAsia="zh-CN"/>
+              </w:rPr>
+            </w:pPr>
+            <w:r>
+              <w:rPr>
                 <w:rFonts w:hint="eastAsia" w:ascii="宋体" w:hAnsi="宋体"/>
                 <w:sz w:val="30"/>
                 <w:szCs w:val="48"/>
+                <w:lang w:val="en-US" w:eastAsia="zh-CN"/>
               </w:rPr>
-            </w:pPr>
+              <w:t>0244056</w:t>
+            </w:r>
           </w:p>
         </w:tc>
       </w:tr>
@@ -1064,11 +1136,21 @@
             <w:pPr>
               <w:jc w:val="center"/>
               <w:rPr>
+                <w:rFonts w:hint="default" w:ascii="宋体" w:hAnsi="宋体" w:eastAsia="宋体"/>
+                <w:sz w:val="30"/>
+                <w:szCs w:val="48"/>
+                <w:lang w:val="en-US" w:eastAsia="zh-CN"/>
+              </w:rPr>
+            </w:pPr>
+            <w:r>
+              <w:rPr>
                 <w:rFonts w:hint="eastAsia" w:ascii="宋体" w:hAnsi="宋体"/>
                 <w:sz w:val="30"/>
                 <w:szCs w:val="48"/>
+                <w:lang w:val="en-US" w:eastAsia="zh-CN"/>
               </w:rPr>
-            </w:pPr>
+              <w:t>李季</w:t>
+            </w:r>
           </w:p>
         </w:tc>
       </w:tr>
@@ -1136,7 +1218,7 @@
                 <w:szCs w:val="48"/>
                 <w:lang w:val="en-US" w:eastAsia="zh-CN"/>
               </w:rPr>
-              <w:t>XXXX</w:t>
+              <w:t>2025</w:t>
             </w:r>
             <w:r>
               <w:rPr>
@@ -1153,7 +1235,7 @@
                 <w:szCs w:val="48"/>
                 <w:lang w:val="en-US" w:eastAsia="zh-CN"/>
               </w:rPr>
-              <w:t>XXXX</w:t>
+              <w:t>2026</w:t>
             </w:r>
             <w:r>
               <w:rPr>
@@ -1170,7 +1252,7 @@
                 <w:szCs w:val="48"/>
                 <w:lang w:val="en-US" w:eastAsia="zh-CN"/>
               </w:rPr>
-              <w:t>XX</w:t>
+              <w:t>二</w:t>
             </w:r>
             <w:r>
               <w:rPr>
@@ -1238,7 +1320,18 @@
           <w:sz w:val="30"/>
           <w:lang w:val="en-US" w:eastAsia="zh-CN"/>
         </w:rPr>
-        <w:t xml:space="preserve">    </w:t>
+        <w:t xml:space="preserve"> </w:t>
+      </w:r>
+      <w:bookmarkStart w:id="32" w:name="_GoBack"/>
+      <w:bookmarkEnd w:id="32"/>
+      <w:r>
+        <w:rPr>
+          <w:rFonts w:hint="default" w:ascii="Times New Roman" w:hAnsi="Times New Roman" w:cs="Times New Roman"/>
+          <w:bCs/>
+          <w:sz w:val="30"/>
+          <w:lang w:val="en-US" w:eastAsia="zh-CN"/>
+        </w:rPr>
+        <w:t xml:space="preserve">   </w:t>
       </w:r>
       <w:r>
         <w:rPr>
@@ -2984,108 +3077,73 @@
           <w:szCs w:val="21"/>
           <w:lang w:val="en-US" w:eastAsia="zh-CN" w:bidi="ar"/>
         </w:rPr>
-        <w:t>业务需求</w:t>
-      </w:r>
-      <w:bookmarkStart w:id="32" w:name="_GoBack"/>
-      <w:bookmarkEnd w:id="32"/>
-      <w:r>
-        <w:rPr>
-          <w:rFonts w:hint="eastAsia" w:ascii="宋体" w:hAnsi="宋体" w:eastAsia="宋体" w:cs="宋体"/>
+        <w:t>业务需求：每类用户（角色）都分别有哪些业务操作需要？</w:t>
+      </w:r>
+    </w:p>
+    <w:p>
+      <w:pPr>
+        <w:keepNext w:val="0"/>
+        <w:keepLines w:val="0"/>
+        <w:widowControl/>
+        <w:numPr>
+          <w:ilvl w:val="0"/>
+          <w:numId w:val="3"/>
+        </w:numPr>
+        <w:suppressLineNumbers w:val="0"/>
+        <w:ind w:leftChars="0"/>
+        <w:jc w:val="left"/>
+        <w:rPr>
+          <w:rFonts w:hint="default" w:ascii="宋体" w:hAnsi="宋体" w:eastAsia="宋体" w:cs="宋体"/>
           <w:color w:val="0070C0"/>
           <w:kern w:val="0"/>
           <w:sz w:val="21"/>
           <w:szCs w:val="21"/>
           <w:lang w:val="en-US" w:eastAsia="zh-CN" w:bidi="ar"/>
         </w:rPr>
-        <w:t>：每类用户（角色）都分别有哪些业务操作需要？</w:t>
-      </w:r>
-    </w:p>
-    <w:p>
-      <w:pPr>
-        <w:keepNext w:val="0"/>
-        <w:keepLines w:val="0"/>
-        <w:widowControl/>
-        <w:numPr>
-          <w:ilvl w:val="0"/>
-          <w:numId w:val="3"/>
-        </w:numPr>
-        <w:suppressLineNumbers w:val="0"/>
-        <w:ind w:leftChars="0"/>
-        <w:jc w:val="left"/>
-        <w:rPr>
-          <w:rFonts w:hint="default" w:ascii="宋体" w:hAnsi="宋体" w:eastAsia="宋体" w:cs="宋体"/>
+      </w:pPr>
+      <w:r>
+        <w:rPr>
+          <w:rFonts w:hint="eastAsia" w:ascii="宋体" w:hAnsi="宋体" w:eastAsia="宋体" w:cs="宋体"/>
           <w:color w:val="0070C0"/>
           <w:kern w:val="0"/>
           <w:sz w:val="21"/>
           <w:szCs w:val="21"/>
           <w:lang w:val="en-US" w:eastAsia="zh-CN" w:bidi="ar"/>
         </w:rPr>
-      </w:pPr>
-      <w:r>
-        <w:rPr>
-          <w:rFonts w:hint="eastAsia" w:ascii="宋体" w:hAnsi="宋体" w:eastAsia="宋体" w:cs="宋体"/>
+        <w:t>数据IO需求：在数据输入和输出方面，用户是否有特殊要求（可选）；对数据是否有持久存储的要求（可选）；</w:t>
+      </w:r>
+    </w:p>
+    <w:p>
+      <w:pPr>
+        <w:keepNext w:val="0"/>
+        <w:keepLines w:val="0"/>
+        <w:widowControl/>
+        <w:numPr>
+          <w:ilvl w:val="0"/>
+          <w:numId w:val="3"/>
+        </w:numPr>
+        <w:suppressLineNumbers w:val="0"/>
+        <w:ind w:leftChars="0"/>
+        <w:jc w:val="left"/>
+        <w:rPr>
+          <w:rFonts w:hint="default" w:ascii="宋体" w:hAnsi="宋体" w:eastAsia="宋体" w:cs="宋体"/>
           <w:color w:val="0070C0"/>
           <w:kern w:val="0"/>
           <w:sz w:val="21"/>
           <w:szCs w:val="21"/>
           <w:lang w:val="en-US" w:eastAsia="zh-CN" w:bidi="ar"/>
         </w:rPr>
-        <w:t>数据IO需求：在数据输入和输出方面，用户是否有特殊要求（可选）；对数据是否有持久存储的要求（可选）；</w:t>
-      </w:r>
-    </w:p>
-    <w:p>
-      <w:pPr>
-        <w:keepNext w:val="0"/>
-        <w:keepLines w:val="0"/>
-        <w:widowControl/>
-        <w:numPr>
-          <w:ilvl w:val="0"/>
-          <w:numId w:val="3"/>
-        </w:numPr>
-        <w:suppressLineNumbers w:val="0"/>
-        <w:ind w:leftChars="0"/>
-        <w:jc w:val="left"/>
-        <w:rPr>
-          <w:rFonts w:hint="default" w:ascii="宋体" w:hAnsi="宋体" w:eastAsia="宋体" w:cs="宋体"/>
+      </w:pPr>
+      <w:r>
+        <w:rPr>
+          <w:rFonts w:hint="eastAsia" w:ascii="宋体" w:hAnsi="宋体" w:eastAsia="宋体" w:cs="宋体"/>
           <w:color w:val="0070C0"/>
           <w:kern w:val="0"/>
           <w:sz w:val="21"/>
           <w:szCs w:val="21"/>
           <w:lang w:val="en-US" w:eastAsia="zh-CN" w:bidi="ar"/>
         </w:rPr>
-      </w:pPr>
-      <w:r>
-        <w:rPr>
-          <w:rFonts w:hint="eastAsia" w:ascii="宋体" w:hAnsi="宋体" w:eastAsia="宋体" w:cs="宋体"/>
-          <w:color w:val="0070C0"/>
-          <w:kern w:val="0"/>
-          <w:sz w:val="21"/>
-          <w:szCs w:val="21"/>
-          <w:lang w:val="en-US" w:eastAsia="zh-CN" w:bidi="ar"/>
-        </w:rPr>
-        <w:t>性能要求：系统应用场景、运行环境及</w:t>
-      </w:r>
-      <w:r>
-        <w:rPr>
-          <w:rFonts w:hint="eastAsia" w:ascii="宋体" w:hAnsi="宋体" w:eastAsia="宋体" w:cs="宋体"/>
-          <w:color w:val="0070C0"/>
-          <w:kern w:val="0"/>
-          <w:sz w:val="21"/>
-          <w:szCs w:val="21"/>
-          <w:lang w:val="en-US" w:eastAsia="zh-CN" w:bidi="ar"/>
-        </w:rPr>
-        <w:t>系统性能等其他外在约束条件的要求</w:t>
-      </w:r>
-      <w:r>
-        <w:rPr>
-          <w:rFonts w:hint="eastAsia" w:ascii="宋体" w:hAnsi="宋体" w:eastAsia="宋体" w:cs="宋体"/>
-          <w:color w:val="0070C0"/>
-          <w:kern w:val="0"/>
-          <w:sz w:val="21"/>
-          <w:szCs w:val="21"/>
-          <w:lang w:val="en-US" w:eastAsia="zh-CN" w:bidi="ar"/>
-        </w:rPr>
-        <w:t>（可选）。</w:t>
+        <w:t>性能要求：系统应用场景、运行环境及系统性能等其他外在约束条件的要求（可选）。</w:t>
       </w:r>
     </w:p>
     <w:p>
@@ -4144,8 +4202,8 @@
           <w:lang w:val="en-US" w:eastAsia="zh-CN"/>
         </w:rPr>
       </w:pPr>
-      <w:bookmarkStart w:id="14" w:name="_Toc3313"/>
-      <w:bookmarkStart w:id="15" w:name="_Toc12270"/>
+      <w:bookmarkStart w:id="14" w:name="_Toc12270"/>
+      <w:bookmarkStart w:id="15" w:name="_Toc3313"/>
       <w:r>
         <w:rPr>
           <w:rFonts w:hint="eastAsia"/>
@@ -4434,8 +4492,8 @@
           <w:lang w:val="en-US" w:eastAsia="zh-CN"/>
         </w:rPr>
       </w:pPr>
-      <w:bookmarkStart w:id="19" w:name="_Toc30049"/>
-      <w:bookmarkStart w:id="20" w:name="_Toc20589"/>
+      <w:bookmarkStart w:id="19" w:name="_Toc20589"/>
+      <w:bookmarkStart w:id="20" w:name="_Toc30049"/>
       <w:r>
         <w:rPr>
           <w:rFonts w:hint="eastAsia" w:ascii="Arial" w:hAnsi="Arial" w:cs="Times New Roman"/>
@@ -4592,8 +4650,8 @@
           <w:lang w:val="en-US" w:eastAsia="zh-CN"/>
         </w:rPr>
       </w:pPr>
-      <w:bookmarkStart w:id="21" w:name="_Toc29620"/>
-      <w:bookmarkStart w:id="22" w:name="_Toc9462"/>
+      <w:bookmarkStart w:id="21" w:name="_Toc9462"/>
+      <w:bookmarkStart w:id="22" w:name="_Toc29620"/>
       <w:r>
         <w:rPr>
           <w:rFonts w:hint="eastAsia"/>
@@ -5082,8 +5140,8 @@
           <w:lang w:val="en-US" w:eastAsia="zh-CN"/>
         </w:rPr>
       </w:pPr>
-      <w:bookmarkStart w:id="30" w:name="_Toc2622"/>
-      <w:bookmarkStart w:id="31" w:name="_Toc27586"/>
+      <w:bookmarkStart w:id="30" w:name="_Toc27586"/>
+      <w:bookmarkStart w:id="31" w:name="_Toc2622"/>
       <w:r>
         <w:rPr>
           <w:rFonts w:hint="eastAsia"/>
@@ -6522,7 +6580,6 @@
 <s:customData xmlns="http://www.wps.cn/officeDocument/2013/wpsCustomData" xmlns:s="http://www.wps.cn/officeDocument/2013/wpsCustomData">
   <customSectProps>
     <customSectPr/>
-    <customSectPr/>
   </customSectProps>
   <customShpExts>
     <customShpInfo spid="_x0000_s1026" textRotate="1"/>

--- a/数据结构与算法课程实践——综合性实验报告（模板）-252学期.docx
+++ b/数据结构与算法课程实践——综合性实验报告（模板）-252学期.docx
@@ -223,6 +223,14 @@
         <w:gridCol w:w="2144"/>
       </w:tblGrid>
       <w:tr>
+        <w:tblPrEx>
+          <w:tblCellMar>
+            <w:top w:w="0" w:type="dxa"/>
+            <w:left w:w="108" w:type="dxa"/>
+            <w:bottom w:w="0" w:type="dxa"/>
+            <w:right w:w="108" w:type="dxa"/>
+          </w:tblCellMar>
+        </w:tblPrEx>
         <w:trPr>
           <w:jc w:val="center"/>
         </w:trPr>
@@ -1320,109 +1328,98 @@
           <w:sz w:val="30"/>
           <w:lang w:val="en-US" w:eastAsia="zh-CN"/>
         </w:rPr>
-        <w:t xml:space="preserve"> </w:t>
-      </w:r>
-      <w:bookmarkStart w:id="32" w:name="_GoBack"/>
-      <w:bookmarkEnd w:id="32"/>
+        <w:t xml:space="preserve">    </w:t>
+      </w:r>
       <w:r>
         <w:rPr>
           <w:rFonts w:hint="default" w:ascii="Times New Roman" w:hAnsi="Times New Roman" w:cs="Times New Roman"/>
           <w:bCs/>
           <w:sz w:val="30"/>
-          <w:lang w:val="en-US" w:eastAsia="zh-CN"/>
-        </w:rPr>
-        <w:t xml:space="preserve">   </w:t>
+        </w:rPr>
+        <w:t>年</w:t>
       </w:r>
       <w:r>
         <w:rPr>
           <w:rFonts w:hint="default" w:ascii="Times New Roman" w:hAnsi="Times New Roman" w:cs="Times New Roman"/>
           <w:bCs/>
           <w:sz w:val="30"/>
-        </w:rPr>
-        <w:t>年</w:t>
+          <w:lang w:val="en-US" w:eastAsia="zh-CN"/>
+        </w:rPr>
+        <w:t xml:space="preserve">  </w:t>
       </w:r>
       <w:r>
         <w:rPr>
           <w:rFonts w:hint="default" w:ascii="Times New Roman" w:hAnsi="Times New Roman" w:cs="Times New Roman"/>
           <w:bCs/>
           <w:sz w:val="30"/>
-          <w:lang w:val="en-US" w:eastAsia="zh-CN"/>
-        </w:rPr>
-        <w:t xml:space="preserve">  </w:t>
+        </w:rPr>
+        <w:t>月</w:t>
       </w:r>
       <w:r>
         <w:rPr>
           <w:rFonts w:hint="default" w:ascii="Times New Roman" w:hAnsi="Times New Roman" w:cs="Times New Roman"/>
           <w:bCs/>
           <w:sz w:val="30"/>
-        </w:rPr>
-        <w:t>月</w:t>
+          <w:lang w:val="en-US" w:eastAsia="zh-CN"/>
+        </w:rPr>
+        <w:t xml:space="preserve">  </w:t>
       </w:r>
       <w:r>
         <w:rPr>
           <w:rFonts w:hint="default" w:ascii="Times New Roman" w:hAnsi="Times New Roman" w:cs="Times New Roman"/>
           <w:bCs/>
           <w:sz w:val="30"/>
-          <w:lang w:val="en-US" w:eastAsia="zh-CN"/>
-        </w:rPr>
-        <w:t xml:space="preserve">  </w:t>
+        </w:rPr>
+        <w:t>日——</w:t>
       </w:r>
       <w:r>
         <w:rPr>
           <w:rFonts w:hint="default" w:ascii="Times New Roman" w:hAnsi="Times New Roman" w:cs="Times New Roman"/>
           <w:bCs/>
           <w:sz w:val="30"/>
-        </w:rPr>
-        <w:t>日——</w:t>
+          <w:lang w:val="en-US" w:eastAsia="zh-CN"/>
+        </w:rPr>
+        <w:t xml:space="preserve">    </w:t>
       </w:r>
       <w:r>
         <w:rPr>
           <w:rFonts w:hint="default" w:ascii="Times New Roman" w:hAnsi="Times New Roman" w:cs="Times New Roman"/>
           <w:bCs/>
           <w:sz w:val="30"/>
-          <w:lang w:val="en-US" w:eastAsia="zh-CN"/>
-        </w:rPr>
-        <w:t xml:space="preserve">    </w:t>
+        </w:rPr>
+        <w:t>年</w:t>
       </w:r>
       <w:r>
         <w:rPr>
           <w:rFonts w:hint="default" w:ascii="Times New Roman" w:hAnsi="Times New Roman" w:cs="Times New Roman"/>
           <w:bCs/>
           <w:sz w:val="30"/>
-        </w:rPr>
-        <w:t>年</w:t>
+          <w:lang w:val="en-US" w:eastAsia="zh-CN"/>
+        </w:rPr>
+        <w:t xml:space="preserve">  </w:t>
       </w:r>
       <w:r>
         <w:rPr>
           <w:rFonts w:hint="default" w:ascii="Times New Roman" w:hAnsi="Times New Roman" w:cs="Times New Roman"/>
           <w:bCs/>
           <w:sz w:val="30"/>
-          <w:lang w:val="en-US" w:eastAsia="zh-CN"/>
-        </w:rPr>
-        <w:t xml:space="preserve">  </w:t>
+        </w:rPr>
+        <w:t>月</w:t>
       </w:r>
       <w:r>
         <w:rPr>
           <w:rFonts w:hint="default" w:ascii="Times New Roman" w:hAnsi="Times New Roman" w:cs="Times New Roman"/>
           <w:bCs/>
           <w:sz w:val="30"/>
-        </w:rPr>
-        <w:t>月</w:t>
+          <w:lang w:val="en-US" w:eastAsia="zh-CN"/>
+        </w:rPr>
+        <w:t xml:space="preserve">  </w:t>
       </w:r>
       <w:r>
         <w:rPr>
           <w:rFonts w:hint="default" w:ascii="Times New Roman" w:hAnsi="Times New Roman" w:cs="Times New Roman"/>
           <w:bCs/>
           <w:sz w:val="30"/>
-          <w:lang w:val="en-US" w:eastAsia="zh-CN"/>
-        </w:rPr>
-        <w:t xml:space="preserve">  </w:t>
-      </w:r>
-      <w:r>
-        <w:rPr>
-          <w:rFonts w:hint="default" w:ascii="Times New Roman" w:hAnsi="Times New Roman" w:cs="Times New Roman"/>
-          <w:bCs/>
-          <w:sz w:val="30"/>
         </w:rPr>
         <w:t>日）</w:t>
       </w:r>
@@ -1481,8 +1478,10 @@
           <w:szCs w:val="28"/>
           <w:lang w:val="en-US" w:eastAsia="zh-CN"/>
         </w:rPr>
-        <w:t>本页为目录页，大致内容如下：</w:t>
-      </w:r>
+        <w:t>本页为目录页，大致内</w:t>
+      </w:r>
+      <w:bookmarkStart w:id="32" w:name="_GoBack"/>
+      <w:bookmarkEnd w:id="32"/>
     </w:p>
     <w:p>
       <w:pPr>
@@ -4042,8 +4041,8 @@
           <w:lang w:val="en-US" w:eastAsia="zh-CN"/>
         </w:rPr>
       </w:pPr>
-      <w:bookmarkStart w:id="12" w:name="_Toc1745"/>
-      <w:bookmarkStart w:id="13" w:name="_Toc5814"/>
+      <w:bookmarkStart w:id="12" w:name="_Toc5814"/>
+      <w:bookmarkStart w:id="13" w:name="_Toc1745"/>
       <w:r>
         <w:rPr>
           <w:rFonts w:hint="eastAsia"/>
@@ -4492,8 +4491,8 @@
           <w:lang w:val="en-US" w:eastAsia="zh-CN"/>
         </w:rPr>
       </w:pPr>
-      <w:bookmarkStart w:id="19" w:name="_Toc20589"/>
-      <w:bookmarkStart w:id="20" w:name="_Toc30049"/>
+      <w:bookmarkStart w:id="19" w:name="_Toc30049"/>
+      <w:bookmarkStart w:id="20" w:name="_Toc20589"/>
       <w:r>
         <w:rPr>
           <w:rFonts w:hint="eastAsia" w:ascii="Arial" w:hAnsi="Arial" w:cs="Times New Roman"/>
@@ -4650,8 +4649,8 @@
           <w:lang w:val="en-US" w:eastAsia="zh-CN"/>
         </w:rPr>
       </w:pPr>
-      <w:bookmarkStart w:id="21" w:name="_Toc9462"/>
-      <w:bookmarkStart w:id="22" w:name="_Toc29620"/>
+      <w:bookmarkStart w:id="21" w:name="_Toc29620"/>
+      <w:bookmarkStart w:id="22" w:name="_Toc9462"/>
       <w:r>
         <w:rPr>
           <w:rFonts w:hint="eastAsia"/>
@@ -5140,8 +5139,8 @@
           <w:lang w:val="en-US" w:eastAsia="zh-CN"/>
         </w:rPr>
       </w:pPr>
-      <w:bookmarkStart w:id="30" w:name="_Toc27586"/>
-      <w:bookmarkStart w:id="31" w:name="_Toc2622"/>
+      <w:bookmarkStart w:id="30" w:name="_Toc2622"/>
+      <w:bookmarkStart w:id="31" w:name="_Toc27586"/>
       <w:r>
         <w:rPr>
           <w:rFonts w:hint="eastAsia"/>
